--- a/AG News Classification using Machine Learning Report.docx
+++ b/AG News Classification using Machine Learning Report.docx
@@ -102,39 +102,6 @@
         </w:rPr>
         <w:t xml:space="preserve"> 202427600018</w:t>
       </w:r>
-    </w:p>
-    <w:p>
-      <w:pPr>
-        <w:spacing w:after="0" w:line="265" w:lineRule="auto"/>
-        <w:ind w:right="752"/>
-        <w:jc w:val="center"/>
-        <w:rPr>
-          <w:rFonts w:ascii="Bookman Old Style" w:hAnsi="Bookman Old Style"/>
-          <w:sz w:val="28"/>
-        </w:rPr>
-      </w:pPr>
-    </w:p>
-    <w:p>
-      <w:pPr>
-        <w:spacing w:after="0" w:line="265" w:lineRule="auto"/>
-        <w:ind w:right="752"/>
-        <w:jc w:val="center"/>
-        <w:rPr>
-          <w:rFonts w:ascii="Bookman Old Style" w:hAnsi="Bookman Old Style"/>
-          <w:sz w:val="28"/>
-        </w:rPr>
-      </w:pPr>
-    </w:p>
-    <w:p>
-      <w:pPr>
-        <w:spacing w:after="0" w:line="265" w:lineRule="auto"/>
-        <w:ind w:right="752"/>
-        <w:jc w:val="center"/>
-        <w:rPr>
-          <w:rFonts w:ascii="Bookman Old Style" w:hAnsi="Bookman Old Style"/>
-          <w:sz w:val="28"/>
-        </w:rPr>
-      </w:pPr>
     </w:p>
     <w:p>
       <w:pPr>
@@ -461,7 +428,6 @@
           <w:rFonts w:ascii="Bookman Old Style" w:hAnsi="Bookman Old Style"/>
           <w:sz w:val="28"/>
         </w:rPr>
-        <w:lastRenderedPageBreak/>
         <w:t>Centre for Professional Courses,</w:t>
       </w:r>
     </w:p>
@@ -493,6 +459,7 @@
         <w:rPr>
           <w:rFonts w:ascii="Bookman Old Style" w:hAnsi="Bookman Old Style"/>
         </w:rPr>
+        <w:lastRenderedPageBreak/>
         <w:t>CERTIFICATE</w:t>
       </w:r>
     </w:p>
@@ -839,7 +806,6 @@
           <w:rFonts w:ascii="Bookman Old Style" w:hAnsi="Bookman Old Style"/>
           <w:b/>
         </w:rPr>
-        <w:lastRenderedPageBreak/>
         <w:t>Seal of Institute</w:t>
       </w:r>
     </w:p>
@@ -855,6 +821,7 @@
         <w:rPr>
           <w:rFonts w:ascii="Bookman Old Style" w:hAnsi="Bookman Old Style"/>
         </w:rPr>
+        <w:lastRenderedPageBreak/>
         <w:t>DECLARATION OF ORIGINALITY</w:t>
       </w:r>
     </w:p>
@@ -2154,21 +2121,7 @@
         <w:rPr>
           <w:rFonts w:ascii="Bookman Old Style" w:hAnsi="Bookman Old Style"/>
         </w:rPr>
-        <w:t>User Interface (</w:t>
-      </w:r>
-      <w:proofErr w:type="spellStart"/>
-      <w:r>
-        <w:rPr>
-          <w:rFonts w:ascii="Bookman Old Style" w:hAnsi="Bookman Old Style"/>
-        </w:rPr>
-        <w:t>Streamlit</w:t>
-      </w:r>
-      <w:proofErr w:type="spellEnd"/>
-      <w:r>
-        <w:rPr>
-          <w:rFonts w:ascii="Bookman Old Style" w:hAnsi="Bookman Old Style"/>
-        </w:rPr>
-        <w:t xml:space="preserve"> App)</w:t>
+        <w:t>User Interface (Streamlit App)</w:t>
       </w:r>
     </w:p>
     <w:p>
@@ -2357,20 +2310,12 @@
           <w:rFonts w:ascii="Bookman Old Style" w:hAnsi="Bookman Old Style"/>
         </w:rPr>
       </w:pPr>
-      <w:proofErr w:type="spellStart"/>
       <w:r>
         <w:rPr>
           <w:rFonts w:ascii="Bookman Old Style" w:hAnsi="Bookman Old Style"/>
         </w:rPr>
         <w:lastRenderedPageBreak/>
-        <w:t>Streamlit</w:t>
-      </w:r>
-      <w:proofErr w:type="spellEnd"/>
-      <w:r>
-        <w:rPr>
-          <w:rFonts w:ascii="Bookman Old Style" w:hAnsi="Bookman Old Style"/>
-        </w:rPr>
-        <w:t xml:space="preserve"> App Output</w:t>
+        <w:t>Streamlit App Output</w:t>
       </w:r>
     </w:p>
     <w:p>
@@ -2610,28 +2555,24 @@
         </w:rPr>
         <w:t xml:space="preserve">The dataset used for this project is the AG News dataset, which consists of </w:t>
       </w:r>
-      <w:proofErr w:type="spellStart"/>
       <w:r>
         <w:rPr>
           <w:rFonts w:ascii="Bookman Old Style" w:eastAsia="Times New Roman" w:hAnsi="Bookman Old Style" w:cs="Times New Roman"/>
         </w:rPr>
-        <w:t>labeled</w:t>
-      </w:r>
-      <w:proofErr w:type="spellEnd"/>
+        <w:t>labelled</w:t>
+      </w:r>
       <w:r>
         <w:rPr>
           <w:rFonts w:ascii="Bookman Old Style" w:eastAsia="Times New Roman" w:hAnsi="Bookman Old Style" w:cs="Times New Roman"/>
         </w:rPr>
         <w:t xml:space="preserve"> news articles. The textual data is </w:t>
       </w:r>
-      <w:proofErr w:type="spellStart"/>
       <w:r>
         <w:rPr>
           <w:rFonts w:ascii="Bookman Old Style" w:eastAsia="Times New Roman" w:hAnsi="Bookman Old Style" w:cs="Times New Roman"/>
         </w:rPr>
-        <w:t>preprocessed</w:t>
-      </w:r>
-      <w:proofErr w:type="spellEnd"/>
+        <w:t>pre-processed</w:t>
+      </w:r>
       <w:r>
         <w:rPr>
           <w:rFonts w:ascii="Bookman Old Style" w:eastAsia="Times New Roman" w:hAnsi="Bookman Old Style" w:cs="Times New Roman"/>
@@ -2670,21 +2611,7 @@
         <w:rPr>
           <w:rFonts w:ascii="Bookman Old Style" w:eastAsia="Times New Roman" w:hAnsi="Bookman Old Style" w:cs="Times New Roman"/>
         </w:rPr>
-        <w:t xml:space="preserve">To enhance usability, a </w:t>
-      </w:r>
-      <w:proofErr w:type="spellStart"/>
-      <w:r>
-        <w:rPr>
-          <w:rFonts w:ascii="Bookman Old Style" w:eastAsia="Times New Roman" w:hAnsi="Bookman Old Style" w:cs="Times New Roman"/>
-        </w:rPr>
-        <w:t>Streamlit</w:t>
-      </w:r>
-      <w:proofErr w:type="spellEnd"/>
-      <w:r>
-        <w:rPr>
-          <w:rFonts w:ascii="Bookman Old Style" w:eastAsia="Times New Roman" w:hAnsi="Bookman Old Style" w:cs="Times New Roman"/>
-        </w:rPr>
-        <w:t>-based web application is developed, allowing users to input news text and instantly receive its predicted category. This project demonstrates the practical application of machine learning and NLP in solving real-world problems such as content organization, news filtering, and recommendation systems.</w:t>
+        <w:t>To enhance usability, a Streamlit-based web application is developed, allowing users to input news text and instantly receive its predicted category. This project demonstrates the practical application of machine learning and NLP in solving real-world problems such as content organization, news filtering, and recommendation systems.</w:t>
       </w:r>
       <w:r>
         <w:rPr>
@@ -2788,14 +2715,12 @@
         </w:rPr>
         <w:t xml:space="preserve">The project “AG News Classification using Machine Learning and Natural Language Processing” aims to automatically classify news articles into predefined categories such as World, Sports, Business, and Science/Technology. The system </w:t>
       </w:r>
-      <w:proofErr w:type="spellStart"/>
-      <w:r>
-        <w:rPr>
-          <w:rFonts w:ascii="Bookman Old Style" w:hAnsi="Bookman Old Style"/>
-        </w:rPr>
-        <w:t>analyzes</w:t>
-      </w:r>
-      <w:proofErr w:type="spellEnd"/>
+      <w:r>
+        <w:rPr>
+          <w:rFonts w:ascii="Bookman Old Style" w:hAnsi="Bookman Old Style"/>
+        </w:rPr>
+        <w:t>analyses</w:t>
+      </w:r>
       <w:r>
         <w:rPr>
           <w:rFonts w:ascii="Bookman Old Style" w:hAnsi="Bookman Old Style"/>
@@ -3086,21 +3011,7 @@
         <w:rPr>
           <w:rFonts w:ascii="Bookman Old Style" w:hAnsi="Bookman Old Style"/>
         </w:rPr>
-        <w:t xml:space="preserve">To develop a user-friendly </w:t>
-      </w:r>
-      <w:proofErr w:type="spellStart"/>
-      <w:r>
-        <w:rPr>
-          <w:rFonts w:ascii="Bookman Old Style" w:hAnsi="Bookman Old Style"/>
-        </w:rPr>
-        <w:t>Streamlit</w:t>
-      </w:r>
-      <w:proofErr w:type="spellEnd"/>
-      <w:r>
-        <w:rPr>
-          <w:rFonts w:ascii="Bookman Old Style" w:hAnsi="Bookman Old Style"/>
-        </w:rPr>
-        <w:t xml:space="preserve"> web application for real-time predictions</w:t>
+        <w:t>To develop a user-friendly Streamlit web application for real-time predictions</w:t>
       </w:r>
       <w:r>
         <w:rPr>
@@ -3383,21 +3294,7 @@
         <w:rPr>
           <w:rFonts w:ascii="Bookman Old Style" w:hAnsi="Bookman Old Style"/>
         </w:rPr>
-        <w:t xml:space="preserve">Development of a web-based interface using </w:t>
-      </w:r>
-      <w:proofErr w:type="spellStart"/>
-      <w:r>
-        <w:rPr>
-          <w:rFonts w:ascii="Bookman Old Style" w:hAnsi="Bookman Old Style"/>
-        </w:rPr>
-        <w:t>Streamlit</w:t>
-      </w:r>
-      <w:proofErr w:type="spellEnd"/>
-      <w:r>
-        <w:rPr>
-          <w:rFonts w:ascii="Bookman Old Style" w:hAnsi="Bookman Old Style"/>
-        </w:rPr>
-        <w:t xml:space="preserve"> </w:t>
+        <w:t xml:space="preserve">Development of a web-based interface using Streamlit </w:t>
       </w:r>
     </w:p>
     <w:p>
@@ -3772,14 +3669,12 @@
         </w:rPr>
         <w:t xml:space="preserve">Machine Learning plays a crucial role in automatically </w:t>
       </w:r>
-      <w:proofErr w:type="spellStart"/>
-      <w:r>
-        <w:rPr>
-          <w:rFonts w:ascii="Bookman Old Style" w:hAnsi="Bookman Old Style"/>
-        </w:rPr>
-        <w:t>analyzing</w:t>
-      </w:r>
-      <w:proofErr w:type="spellEnd"/>
+      <w:r>
+        <w:rPr>
+          <w:rFonts w:ascii="Bookman Old Style" w:hAnsi="Bookman Old Style"/>
+        </w:rPr>
+        <w:t>analysing</w:t>
+      </w:r>
       <w:r>
         <w:rPr>
           <w:rFonts w:ascii="Bookman Old Style" w:hAnsi="Bookman Old Style"/>
@@ -4014,47 +3909,17 @@
           <w:rFonts w:ascii="Bookman Old Style" w:hAnsi="Bookman Old Style"/>
         </w:rPr>
       </w:pPr>
-      <w:proofErr w:type="spellStart"/>
-      <w:r>
-        <w:rPr>
-          <w:rFonts w:ascii="Bookman Old Style" w:hAnsi="Bookman Old Style"/>
-        </w:rPr>
-        <w:t>Stopword</w:t>
-      </w:r>
-      <w:proofErr w:type="spellEnd"/>
-      <w:r>
-        <w:rPr>
-          <w:rFonts w:ascii="Bookman Old Style" w:hAnsi="Bookman Old Style"/>
-        </w:rPr>
-        <w:t xml:space="preserve"> Removal: Removing common words like “the</w:t>
-      </w:r>
-      <w:proofErr w:type="gramStart"/>
-      <w:r>
-        <w:rPr>
-          <w:rFonts w:ascii="Bookman Old Style" w:hAnsi="Bookman Old Style"/>
-        </w:rPr>
-        <w:t>”,</w:t>
-      </w:r>
-      <w:proofErr w:type="gramEnd"/>
-      <w:r>
-        <w:rPr>
-          <w:rFonts w:ascii="Bookman Old Style" w:hAnsi="Bookman Old Style"/>
-        </w:rPr>
-        <w:t xml:space="preserve"> “is</w:t>
-      </w:r>
-      <w:proofErr w:type="gramStart"/>
-      <w:r>
-        <w:rPr>
-          <w:rFonts w:ascii="Bookman Old Style" w:hAnsi="Bookman Old Style"/>
-        </w:rPr>
-        <w:t>”,</w:t>
-      </w:r>
-      <w:proofErr w:type="gramEnd"/>
-      <w:r>
-        <w:rPr>
-          <w:rFonts w:ascii="Bookman Old Style" w:hAnsi="Bookman Old Style"/>
-        </w:rPr>
-        <w:t xml:space="preserve"> “and” </w:t>
+      <w:r>
+        <w:rPr>
+          <w:rFonts w:ascii="Bookman Old Style" w:hAnsi="Bookman Old Style"/>
+        </w:rPr>
+        <w:t>Stop word</w:t>
+      </w:r>
+      <w:r>
+        <w:rPr>
+          <w:rFonts w:ascii="Bookman Old Style" w:hAnsi="Bookman Old Style"/>
+        </w:rPr>
+        <w:t xml:space="preserve"> Removal: Removing common words like “the”, “is”, “and” </w:t>
       </w:r>
     </w:p>
     <w:p>
@@ -6163,21 +6028,7 @@
         <w:rPr>
           <w:rFonts w:ascii="Bookman Old Style" w:hAnsi="Bookman Old Style"/>
         </w:rPr>
-        <w:t xml:space="preserve">The user enters a news article (title or description) through the </w:t>
-      </w:r>
-      <w:proofErr w:type="spellStart"/>
-      <w:r>
-        <w:rPr>
-          <w:rFonts w:ascii="Bookman Old Style" w:hAnsi="Bookman Old Style"/>
-        </w:rPr>
-        <w:t>Streamlit</w:t>
-      </w:r>
-      <w:proofErr w:type="spellEnd"/>
-      <w:r>
-        <w:rPr>
-          <w:rFonts w:ascii="Bookman Old Style" w:hAnsi="Bookman Old Style"/>
-        </w:rPr>
-        <w:t xml:space="preserve"> interface. </w:t>
+        <w:t xml:space="preserve">The user enters a news article (title or description) through the Streamlit interface. </w:t>
       </w:r>
     </w:p>
     <w:p>
@@ -6865,25 +6716,7 @@
           <w:b/>
           <w:bCs/>
         </w:rPr>
-        <w:t>4.5 User Interface (</w:t>
-      </w:r>
-      <w:proofErr w:type="spellStart"/>
-      <w:r>
-        <w:rPr>
-          <w:rFonts w:ascii="Bookman Old Style" w:hAnsi="Bookman Old Style"/>
-          <w:b/>
-          <w:bCs/>
-        </w:rPr>
-        <w:t>Streamlit</w:t>
-      </w:r>
-      <w:proofErr w:type="spellEnd"/>
-      <w:r>
-        <w:rPr>
-          <w:rFonts w:ascii="Bookman Old Style" w:hAnsi="Bookman Old Style"/>
-          <w:b/>
-          <w:bCs/>
-        </w:rPr>
-        <w:t xml:space="preserve"> App)</w:t>
+        <w:t>4.5 User Interface (Streamlit App)</w:t>
       </w:r>
     </w:p>
     <w:p>
@@ -6899,21 +6732,7 @@
         <w:rPr>
           <w:rFonts w:ascii="Bookman Old Style" w:hAnsi="Bookman Old Style"/>
         </w:rPr>
-        <w:t xml:space="preserve">A web application is developed using </w:t>
-      </w:r>
-      <w:proofErr w:type="spellStart"/>
-      <w:r>
-        <w:rPr>
-          <w:rFonts w:ascii="Bookman Old Style" w:hAnsi="Bookman Old Style"/>
-        </w:rPr>
-        <w:t>Streamlit</w:t>
-      </w:r>
-      <w:proofErr w:type="spellEnd"/>
-      <w:r>
-        <w:rPr>
-          <w:rFonts w:ascii="Bookman Old Style" w:hAnsi="Bookman Old Style"/>
-        </w:rPr>
-        <w:t xml:space="preserve"> to make the system interactive and easy to use.</w:t>
+        <w:t>A web application is developed using Streamlit to make the system interactive and easy to use.</w:t>
       </w:r>
     </w:p>
     <w:p>
@@ -7269,21 +7088,7 @@
         <w:rPr>
           <w:rFonts w:ascii="Bookman Old Style" w:hAnsi="Bookman Old Style"/>
         </w:rPr>
-        <w:t xml:space="preserve">This chapter explains the practical implementation of the news classification system. It covers the tools and libraries used, step-by-step model development, integration of components, and deployment of the application using </w:t>
-      </w:r>
-      <w:proofErr w:type="spellStart"/>
-      <w:r>
-        <w:rPr>
-          <w:rFonts w:ascii="Bookman Old Style" w:hAnsi="Bookman Old Style"/>
-        </w:rPr>
-        <w:t>Streamlit</w:t>
-      </w:r>
-      <w:proofErr w:type="spellEnd"/>
-      <w:r>
-        <w:rPr>
-          <w:rFonts w:ascii="Bookman Old Style" w:hAnsi="Bookman Old Style"/>
-        </w:rPr>
-        <w:t>.</w:t>
+        <w:t>This chapter explains the practical implementation of the news classification system. It covers the tools and libraries used, step-by-step model development, integration of components, and deployment of the application using Streamlit.</w:t>
       </w:r>
     </w:p>
     <w:p>
@@ -7615,14 +7420,12 @@
                 <w:rFonts w:ascii="Bookman Old Style" w:hAnsi="Bookman Old Style"/>
               </w:rPr>
             </w:pPr>
-            <w:proofErr w:type="spellStart"/>
             <w:r>
               <w:rPr>
                 <w:rFonts w:ascii="Bookman Old Style" w:hAnsi="Bookman Old Style"/>
               </w:rPr>
               <w:t>Streamlit</w:t>
             </w:r>
-            <w:proofErr w:type="spellEnd"/>
           </w:p>
         </w:tc>
         <w:tc>
@@ -7663,14 +7466,12 @@
                 <w:rFonts w:ascii="Bookman Old Style" w:hAnsi="Bookman Old Style"/>
               </w:rPr>
             </w:pPr>
-            <w:proofErr w:type="spellStart"/>
             <w:r>
               <w:rPr>
                 <w:rFonts w:ascii="Bookman Old Style" w:hAnsi="Bookman Old Style"/>
               </w:rPr>
               <w:t>Joblib</w:t>
             </w:r>
-            <w:proofErr w:type="spellEnd"/>
           </w:p>
         </w:tc>
         <w:tc>
@@ -8167,21 +7968,7 @@
         <w:rPr>
           <w:rFonts w:ascii="Bookman Old Style" w:hAnsi="Bookman Old Style"/>
         </w:rPr>
-        <w:t xml:space="preserve">The trained model is saved using </w:t>
-      </w:r>
-      <w:proofErr w:type="spellStart"/>
-      <w:r>
-        <w:rPr>
-          <w:rFonts w:ascii="Bookman Old Style" w:hAnsi="Bookman Old Style"/>
-        </w:rPr>
-        <w:t>Joblib</w:t>
-      </w:r>
-      <w:proofErr w:type="spellEnd"/>
-      <w:r>
-        <w:rPr>
-          <w:rFonts w:ascii="Bookman Old Style" w:hAnsi="Bookman Old Style"/>
-        </w:rPr>
-        <w:t xml:space="preserve"> </w:t>
+        <w:t xml:space="preserve">The trained model is saved using Joblib </w:t>
       </w:r>
     </w:p>
     <w:p>
@@ -8200,29 +7987,7 @@
         <w:rPr>
           <w:rFonts w:ascii="Bookman Old Style" w:hAnsi="Bookman Old Style"/>
         </w:rPr>
-        <w:t xml:space="preserve">File name: </w:t>
-      </w:r>
-      <w:proofErr w:type="spellStart"/>
-      <w:r>
-        <w:rPr>
-          <w:rFonts w:ascii="Bookman Old Style" w:hAnsi="Bookman Old Style"/>
-        </w:rPr>
-        <w:t>News_Classificatiom_Model_</w:t>
-      </w:r>
-      <w:proofErr w:type="gramStart"/>
-      <w:r>
-        <w:rPr>
-          <w:rFonts w:ascii="Bookman Old Style" w:hAnsi="Bookman Old Style"/>
-        </w:rPr>
-        <w:t>LR.joblib</w:t>
-      </w:r>
-      <w:proofErr w:type="spellEnd"/>
-      <w:proofErr w:type="gramEnd"/>
-      <w:r>
-        <w:rPr>
-          <w:rFonts w:ascii="Bookman Old Style" w:hAnsi="Bookman Old Style"/>
-        </w:rPr>
-        <w:t xml:space="preserve"> </w:t>
+        <w:t xml:space="preserve">File name: News_Classificatiom_Model_LR.joblib </w:t>
       </w:r>
     </w:p>
     <w:p>
@@ -8286,21 +8051,7 @@
         <w:rPr>
           <w:rFonts w:ascii="Bookman Old Style" w:hAnsi="Bookman Old Style"/>
         </w:rPr>
-        <w:t xml:space="preserve">The trained model is integrated into a </w:t>
-      </w:r>
-      <w:proofErr w:type="spellStart"/>
-      <w:r>
-        <w:rPr>
-          <w:rFonts w:ascii="Bookman Old Style" w:hAnsi="Bookman Old Style"/>
-        </w:rPr>
-        <w:t>Streamlit</w:t>
-      </w:r>
-      <w:proofErr w:type="spellEnd"/>
-      <w:r>
-        <w:rPr>
-          <w:rFonts w:ascii="Bookman Old Style" w:hAnsi="Bookman Old Style"/>
-        </w:rPr>
-        <w:t xml:space="preserve"> web application.</w:t>
+        <w:t>The trained model is integrated into a Streamlit web application.</w:t>
       </w:r>
     </w:p>
     <w:p>
@@ -8352,23 +8103,7 @@
         <w:rPr>
           <w:rFonts w:ascii="Bookman Old Style" w:hAnsi="Bookman Old Style"/>
         </w:rPr>
-        <w:t xml:space="preserve">Model loaded using </w:t>
-      </w:r>
-      <w:proofErr w:type="spellStart"/>
-      <w:proofErr w:type="gramStart"/>
-      <w:r>
-        <w:rPr>
-          <w:rFonts w:ascii="Bookman Old Style" w:hAnsi="Bookman Old Style"/>
-        </w:rPr>
-        <w:t>joblib.load</w:t>
-      </w:r>
-      <w:proofErr w:type="spellEnd"/>
-      <w:proofErr w:type="gramEnd"/>
-      <w:r>
-        <w:rPr>
-          <w:rFonts w:ascii="Bookman Old Style" w:hAnsi="Bookman Old Style"/>
-        </w:rPr>
-        <w:t xml:space="preserve">() </w:t>
+        <w:t xml:space="preserve">Model loaded using joblib.load() </w:t>
       </w:r>
     </w:p>
     <w:p>
@@ -8387,35 +8122,7 @@
         <w:rPr>
           <w:rFonts w:ascii="Bookman Old Style" w:hAnsi="Bookman Old Style"/>
         </w:rPr>
-        <w:t xml:space="preserve">User input taken using </w:t>
-      </w:r>
-      <w:proofErr w:type="spellStart"/>
-      <w:r>
-        <w:rPr>
-          <w:rFonts w:ascii="Bookman Old Style" w:hAnsi="Bookman Old Style"/>
-        </w:rPr>
-        <w:t>st.text_</w:t>
-      </w:r>
-      <w:proofErr w:type="gramStart"/>
-      <w:r>
-        <w:rPr>
-          <w:rFonts w:ascii="Bookman Old Style" w:hAnsi="Bookman Old Style"/>
-        </w:rPr>
-        <w:t>area</w:t>
-      </w:r>
-      <w:proofErr w:type="spellEnd"/>
-      <w:r>
-        <w:rPr>
-          <w:rFonts w:ascii="Bookman Old Style" w:hAnsi="Bookman Old Style"/>
-        </w:rPr>
-        <w:t>(</w:t>
-      </w:r>
-      <w:proofErr w:type="gramEnd"/>
-      <w:r>
-        <w:rPr>
-          <w:rFonts w:ascii="Bookman Old Style" w:hAnsi="Bookman Old Style"/>
-        </w:rPr>
-        <w:t xml:space="preserve">) </w:t>
+        <w:t xml:space="preserve">User input taken using st.text_area() </w:t>
       </w:r>
     </w:p>
     <w:p>
@@ -8453,23 +8160,7 @@
         <w:rPr>
           <w:rFonts w:ascii="Bookman Old Style" w:hAnsi="Bookman Old Style"/>
         </w:rPr>
-        <w:t xml:space="preserve">Output displayed using </w:t>
-      </w:r>
-      <w:proofErr w:type="spellStart"/>
-      <w:proofErr w:type="gramStart"/>
-      <w:r>
-        <w:rPr>
-          <w:rFonts w:ascii="Bookman Old Style" w:hAnsi="Bookman Old Style"/>
-        </w:rPr>
-        <w:t>st.success</w:t>
-      </w:r>
-      <w:proofErr w:type="spellEnd"/>
-      <w:proofErr w:type="gramEnd"/>
-      <w:r>
-        <w:rPr>
-          <w:rFonts w:ascii="Bookman Old Style" w:hAnsi="Bookman Old Style"/>
-        </w:rPr>
-        <w:t xml:space="preserve">() </w:t>
+        <w:t xml:space="preserve">Output displayed using st.success() </w:t>
       </w:r>
     </w:p>
     <w:p>
@@ -8644,21 +8335,7 @@
         <w:rPr>
           <w:rFonts w:ascii="Bookman Old Style" w:hAnsi="Bookman Old Style"/>
         </w:rPr>
-        <w:t xml:space="preserve">The application is deployed using </w:t>
-      </w:r>
-      <w:proofErr w:type="spellStart"/>
-      <w:r>
-        <w:rPr>
-          <w:rFonts w:ascii="Bookman Old Style" w:hAnsi="Bookman Old Style"/>
-        </w:rPr>
-        <w:t>Streamlit</w:t>
-      </w:r>
-      <w:proofErr w:type="spellEnd"/>
-      <w:r>
-        <w:rPr>
-          <w:rFonts w:ascii="Bookman Old Style" w:hAnsi="Bookman Old Style"/>
-        </w:rPr>
-        <w:t>.</w:t>
+        <w:t>The application is deployed using Streamlit.</w:t>
       </w:r>
     </w:p>
     <w:p>
@@ -8720,21 +8397,7 @@
         <w:rPr>
           <w:rFonts w:ascii="Bookman Old Style" w:hAnsi="Bookman Old Style"/>
         </w:rPr>
-        <w:t xml:space="preserve">Framework: </w:t>
-      </w:r>
-      <w:proofErr w:type="spellStart"/>
-      <w:r>
-        <w:rPr>
-          <w:rFonts w:ascii="Bookman Old Style" w:hAnsi="Bookman Old Style"/>
-        </w:rPr>
-        <w:t>Streamlit</w:t>
-      </w:r>
-      <w:proofErr w:type="spellEnd"/>
-      <w:r>
-        <w:rPr>
-          <w:rFonts w:ascii="Bookman Old Style" w:hAnsi="Bookman Old Style"/>
-        </w:rPr>
-        <w:t xml:space="preserve"> </w:t>
+        <w:t xml:space="preserve">Framework: Streamlit </w:t>
       </w:r>
     </w:p>
     <w:p>
@@ -8918,21 +8581,7 @@
         <w:rPr>
           <w:rFonts w:ascii="Bookman Old Style" w:hAnsi="Bookman Old Style"/>
         </w:rPr>
-        <w:t xml:space="preserve">This chapter described the complete implementation process, from data loading and preprocessing to model training, saving, and deployment. The integration of machine learning with a </w:t>
-      </w:r>
-      <w:proofErr w:type="spellStart"/>
-      <w:r>
-        <w:rPr>
-          <w:rFonts w:ascii="Bookman Old Style" w:hAnsi="Bookman Old Style"/>
-        </w:rPr>
-        <w:t>Streamlit</w:t>
-      </w:r>
-      <w:proofErr w:type="spellEnd"/>
-      <w:r>
-        <w:rPr>
-          <w:rFonts w:ascii="Bookman Old Style" w:hAnsi="Bookman Old Style"/>
-        </w:rPr>
-        <w:t xml:space="preserve"> interface makes the system practical and easy to use.</w:t>
+        <w:t>This chapter described the complete implementation process, from data loading and preprocessing to model training, saving, and deployment. The integration of machine learning with a Streamlit interface makes the system practical and easy to use.</w:t>
       </w:r>
     </w:p>
     <w:p>
@@ -9073,21 +8722,7 @@
         <w:rPr>
           <w:rFonts w:ascii="Bookman Old Style" w:hAnsi="Bookman Old Style"/>
         </w:rPr>
-        <w:t xml:space="preserve">This chapter presents the results obtained from the machine learning model and discusses its performance. It also includes observations from the dataset and the effectiveness of the </w:t>
-      </w:r>
-      <w:proofErr w:type="spellStart"/>
-      <w:r>
-        <w:rPr>
-          <w:rFonts w:ascii="Bookman Old Style" w:hAnsi="Bookman Old Style"/>
-        </w:rPr>
-        <w:t>Streamlit</w:t>
-      </w:r>
-      <w:proofErr w:type="spellEnd"/>
-      <w:r>
-        <w:rPr>
-          <w:rFonts w:ascii="Bookman Old Style" w:hAnsi="Bookman Old Style"/>
-        </w:rPr>
-        <w:t xml:space="preserve"> application.</w:t>
+        <w:t>This chapter presents the results obtained from the machine learning model and discusses its performance. It also includes observations from the dataset and the effectiveness of the Streamlit application.</w:t>
       </w:r>
     </w:p>
     <w:p>
@@ -9802,14 +9437,12 @@
         </w:rPr>
         <w:t xml:space="preserve"> Model </w:t>
       </w:r>
-      <w:proofErr w:type="spellStart"/>
-      <w:r>
-        <w:rPr>
-          <w:rFonts w:ascii="Bookman Old Style" w:hAnsi="Bookman Old Style"/>
-        </w:rPr>
-        <w:t>Behavior</w:t>
-      </w:r>
-      <w:proofErr w:type="spellEnd"/>
+      <w:r>
+        <w:rPr>
+          <w:rFonts w:ascii="Bookman Old Style" w:hAnsi="Bookman Old Style"/>
+        </w:rPr>
+        <w:t>Behaviour</w:t>
+      </w:r>
     </w:p>
     <w:p>
       <w:pPr>
@@ -9879,34 +9512,28 @@
           <w:b/>
           <w:bCs/>
         </w:rPr>
-        <w:t xml:space="preserve">6.4 </w:t>
-      </w:r>
-      <w:proofErr w:type="spellStart"/>
+        <w:t>6.4 Streamlit Application Output</w:t>
+      </w:r>
       <w:r>
         <w:rPr>
           <w:rFonts w:ascii="Bookman Old Style" w:hAnsi="Bookman Old Style"/>
           <w:b/>
           <w:bCs/>
         </w:rPr>
-        <w:t>Streamlit</w:t>
-      </w:r>
-      <w:proofErr w:type="spellEnd"/>
-      <w:r>
+        <w:t>:</w:t>
+      </w:r>
+    </w:p>
+    <w:p>
+      <w:pPr>
+        <w:spacing w:after="0" w:line="276" w:lineRule="auto"/>
+        <w:ind w:left="0" w:firstLine="0"/>
+        <w:jc w:val="left"/>
         <w:rPr>
           <w:rFonts w:ascii="Bookman Old Style" w:hAnsi="Bookman Old Style"/>
           <w:b/>
           <w:bCs/>
         </w:rPr>
-        <w:t xml:space="preserve"> Application Output</w:t>
-      </w:r>
-      <w:r>
-        <w:rPr>
-          <w:rFonts w:ascii="Bookman Old Style" w:hAnsi="Bookman Old Style"/>
-          <w:b/>
-          <w:bCs/>
-        </w:rPr>
-        <w:t>:</w:t>
-      </w:r>
+      </w:pPr>
     </w:p>
     <w:p>
       <w:pPr>
@@ -9915,39 +9542,13 @@
         <w:jc w:val="left"/>
         <w:rPr>
           <w:rFonts w:ascii="Bookman Old Style" w:hAnsi="Bookman Old Style"/>
-          <w:b/>
-          <w:bCs/>
-        </w:rPr>
-      </w:pPr>
-    </w:p>
-    <w:p>
-      <w:pPr>
-        <w:spacing w:after="0" w:line="276" w:lineRule="auto"/>
-        <w:ind w:left="0" w:firstLine="0"/>
-        <w:jc w:val="left"/>
-        <w:rPr>
-          <w:rFonts w:ascii="Bookman Old Style" w:hAnsi="Bookman Old Style"/>
-        </w:rPr>
-      </w:pPr>
-      <w:r>
-        <w:rPr>
-          <w:rFonts w:ascii="Bookman Old Style" w:hAnsi="Bookman Old Style"/>
-        </w:rPr>
-        <w:t xml:space="preserve">The developed </w:t>
-      </w:r>
-      <w:proofErr w:type="spellStart"/>
-      <w:r>
-        <w:rPr>
-          <w:rFonts w:ascii="Bookman Old Style" w:hAnsi="Bookman Old Style"/>
-        </w:rPr>
-        <w:t>Streamlit</w:t>
-      </w:r>
-      <w:proofErr w:type="spellEnd"/>
-      <w:r>
-        <w:rPr>
-          <w:rFonts w:ascii="Bookman Old Style" w:hAnsi="Bookman Old Style"/>
-        </w:rPr>
-        <w:t xml:space="preserve"> web application allows users to test the model in real time.</w:t>
+        </w:rPr>
+      </w:pPr>
+      <w:r>
+        <w:rPr>
+          <w:rFonts w:ascii="Bookman Old Style" w:hAnsi="Bookman Old Style"/>
+        </w:rPr>
+        <w:t>The developed Streamlit web application allows users to test the model in real time.</w:t>
       </w:r>
     </w:p>
     <w:p>
@@ -10574,21 +10175,7 @@
         <w:rPr>
           <w:rFonts w:ascii="Bookman Old Style" w:hAnsi="Bookman Old Style"/>
         </w:rPr>
-        <w:t xml:space="preserve">Additionally, a </w:t>
-      </w:r>
-      <w:proofErr w:type="spellStart"/>
-      <w:r>
-        <w:rPr>
-          <w:rFonts w:ascii="Bookman Old Style" w:hAnsi="Bookman Old Style"/>
-        </w:rPr>
-        <w:t>Streamlit</w:t>
-      </w:r>
-      <w:proofErr w:type="spellEnd"/>
-      <w:r>
-        <w:rPr>
-          <w:rFonts w:ascii="Bookman Old Style" w:hAnsi="Bookman Old Style"/>
-        </w:rPr>
-        <w:t>-based web application is developed to provide a user-friendly interface where users can input news text and get instant predictions. The system is efficient, accurate, and easy to use, making it suitable for real-world applications.</w:t>
+        <w:t>Additionally, a Streamlit-based web application is developed to provide a user-friendly interface where users can input news text and get instant predictions. The system is efficient, accurate, and easy to use, making it suitable for real-world applications.</w:t>
       </w:r>
     </w:p>
     <w:p>
@@ -10719,21 +10306,7 @@
         <w:rPr>
           <w:rFonts w:ascii="Bookman Old Style" w:hAnsi="Bookman Old Style"/>
         </w:rPr>
-        <w:t xml:space="preserve">Data Analytics: </w:t>
-      </w:r>
-      <w:proofErr w:type="spellStart"/>
-      <w:r>
-        <w:rPr>
-          <w:rFonts w:ascii="Bookman Old Style" w:hAnsi="Bookman Old Style"/>
-        </w:rPr>
-        <w:t>Analyzing</w:t>
-      </w:r>
-      <w:proofErr w:type="spellEnd"/>
-      <w:r>
-        <w:rPr>
-          <w:rFonts w:ascii="Bookman Old Style" w:hAnsi="Bookman Old Style"/>
-        </w:rPr>
-        <w:t xml:space="preserve"> trends in categorized news </w:t>
+        <w:t xml:space="preserve">Data Analytics: Analyzing trends in categorized news </w:t>
       </w:r>
     </w:p>
     <w:p>
@@ -10838,19 +10411,11 @@
           <w:rFonts w:ascii="Bookman Old Style" w:hAnsi="Bookman Old Style"/>
         </w:rPr>
       </w:pPr>
-      <w:proofErr w:type="spellStart"/>
-      <w:r>
-        <w:rPr>
-          <w:rFonts w:ascii="Bookman Old Style" w:hAnsi="Bookman Old Style"/>
-        </w:rPr>
-        <w:t>XGBoost</w:t>
-      </w:r>
-      <w:proofErr w:type="spellEnd"/>
-      <w:r>
-        <w:rPr>
-          <w:rFonts w:ascii="Bookman Old Style" w:hAnsi="Bookman Old Style"/>
-        </w:rPr>
-        <w:t xml:space="preserve"> </w:t>
+      <w:r>
+        <w:rPr>
+          <w:rFonts w:ascii="Bookman Old Style" w:hAnsi="Bookman Old Style"/>
+        </w:rPr>
+        <w:t xml:space="preserve">XGBoost </w:t>
       </w:r>
     </w:p>
     <w:p>
@@ -11184,16 +10749,18 @@
       <w:r>
         <w:rPr>
           <w:rFonts w:ascii="Bookman Old Style" w:hAnsi="Bookman Old Style"/>
-        </w:rPr>
-        <w:t>7</w:t>
-      </w:r>
-      <w:r>
-        <w:rPr>
-          <w:rFonts w:ascii="Bookman Old Style" w:hAnsi="Bookman Old Style"/>
           <w:b/>
           <w:bCs/>
         </w:rPr>
-        <w:t>.4 Final Conclusion</w:t>
+        <w:t>7.</w:t>
+      </w:r>
+      <w:r>
+        <w:rPr>
+          <w:rFonts w:ascii="Bookman Old Style" w:hAnsi="Bookman Old Style"/>
+          <w:b/>
+          <w:bCs/>
+        </w:rPr>
+        <w:t>4 Final Conclusion</w:t>
       </w:r>
       <w:r>
         <w:rPr>
@@ -11334,47 +10901,7 @@
           <w:kern w:val="0"/>
           <w14:ligatures w14:val="none"/>
         </w:rPr>
-        <w:t xml:space="preserve">Hands-On Machine Learning with Scikit-Learn, </w:t>
-      </w:r>
-      <w:proofErr w:type="spellStart"/>
-      <w:r>
-        <w:rPr>
-          <w:rFonts w:ascii="Bookman Old Style" w:eastAsia="Times New Roman" w:hAnsi="Bookman Old Style" w:cs="Times New Roman"/>
-          <w:color w:val="auto"/>
-          <w:kern w:val="0"/>
-          <w14:ligatures w14:val="none"/>
-        </w:rPr>
-        <w:t>Keras</w:t>
-      </w:r>
-      <w:proofErr w:type="spellEnd"/>
-      <w:r>
-        <w:rPr>
-          <w:rFonts w:ascii="Bookman Old Style" w:eastAsia="Times New Roman" w:hAnsi="Bookman Old Style" w:cs="Times New Roman"/>
-          <w:color w:val="auto"/>
-          <w:kern w:val="0"/>
-          <w14:ligatures w14:val="none"/>
-        </w:rPr>
-        <w:t xml:space="preserve">, and TensorFlow – Aurélien </w:t>
-      </w:r>
-      <w:proofErr w:type="spellStart"/>
-      <w:r>
-        <w:rPr>
-          <w:rFonts w:ascii="Bookman Old Style" w:eastAsia="Times New Roman" w:hAnsi="Bookman Old Style" w:cs="Times New Roman"/>
-          <w:color w:val="auto"/>
-          <w:kern w:val="0"/>
-          <w14:ligatures w14:val="none"/>
-        </w:rPr>
-        <w:t>Géron</w:t>
-      </w:r>
-      <w:proofErr w:type="spellEnd"/>
-      <w:r>
-        <w:rPr>
-          <w:rFonts w:ascii="Bookman Old Style" w:eastAsia="Times New Roman" w:hAnsi="Bookman Old Style" w:cs="Times New Roman"/>
-          <w:color w:val="auto"/>
-          <w:kern w:val="0"/>
-          <w14:ligatures w14:val="none"/>
-        </w:rPr>
-        <w:t xml:space="preserve">, O’Reilly Media, 2022. </w:t>
+        <w:t xml:space="preserve">Hands-On Machine Learning with Scikit-Learn, Keras, and TensorFlow – Aurélien Géron, O’Reilly Media, 2022. </w:t>
       </w:r>
     </w:p>
     <w:p>
@@ -11572,7 +11099,6 @@
           <w14:ligatures w14:val="none"/>
         </w:rPr>
       </w:pPr>
-      <w:proofErr w:type="spellStart"/>
       <w:r>
         <w:rPr>
           <w:rFonts w:ascii="Bookman Old Style" w:eastAsia="Times New Roman" w:hAnsi="Bookman Old Style" w:cs="Times New Roman"/>
@@ -11580,17 +11106,7 @@
           <w:kern w:val="0"/>
           <w14:ligatures w14:val="none"/>
         </w:rPr>
-        <w:t>Streamlit</w:t>
-      </w:r>
-      <w:proofErr w:type="spellEnd"/>
-      <w:r>
-        <w:rPr>
-          <w:rFonts w:ascii="Bookman Old Style" w:eastAsia="Times New Roman" w:hAnsi="Bookman Old Style" w:cs="Times New Roman"/>
-          <w:color w:val="auto"/>
-          <w:kern w:val="0"/>
-          <w14:ligatures w14:val="none"/>
-        </w:rPr>
-        <w:t xml:space="preserve"> Official Website</w:t>
+        <w:t>Streamlit Official Website</w:t>
       </w:r>
       <w:r>
         <w:rPr>
